--- a/docs/process/Nidan_Windows_Setup.docx
+++ b/docs/process/Nidan_Windows_Setup.docx
@@ -20,7 +20,7 @@
           <w:sz w:val="19"/>
           <w:szCs w:val="19"/>
         </w:rPr>
-        <w:t xml:space="preserve">Everything needed to install, configure and contribute</w:t>
+        <w:t xml:space="preserve">Regenerated after the rename</w:t>
       </w:r>
     </w:p>
     <w:p>
@@ -181,7 +181,7 @@
           <w:sz w:val="21"/>
           <w:szCs w:val="21"/>
         </w:rPr>
-        <w:t xml:space="preserve">Process</w:t>
+        <w:t xml:space="preserve">Nidan</w:t>
       </w:r>
     </w:p>
     <w:p>
@@ -452,7 +452,7 @@
           <w:sz w:val="18"/>
           <w:szCs w:val="18"/>
         </w:rPr>
-        <w:t xml:space="preserve">vpsim/</w:t>
+        <w:t xml:space="preserve">nidan/</w:t>
       </w:r>
       <w:r>
         <w:rPr>
@@ -499,7 +499,7 @@
           <w:sz w:val="18"/>
           <w:szCs w:val="18"/>
         </w:rPr>
-        <w:t xml:space="preserve">python -m vpsim</w:t>
+        <w:t xml:space="preserve">python -m nidan</w:t>
       </w:r>
       <w:r>
         <w:rPr>
@@ -522,7 +522,7 @@
         </w:rPr>
         <w:t xml:space="preserve">Read </w:t>
       </w:r>
-      <w:hyperlink w:history="1" r:id="rIdio1z0dbmbwkdbkzndfc_v">
+      <w:hyperlink w:history="1" r:id="rIdqibkdtvzs9lgb1xoujuct">
         <w:r>
           <w:rPr>
             <w:color w:val="1F7A8C"/>
@@ -4063,7 +4063,7 @@
           <w:sz w:val="16"/>
           <w:szCs w:val="16"/>
         </w:rPr>
-        <w:t xml:space="preserve">vpsim</w:t>
+        <w:t xml:space="preserve">nidan</w:t>
       </w:r>
     </w:p>
     <w:p>
@@ -7960,7 +7960,7 @@
                 <w:sz w:val="15"/>
                 <w:szCs w:val="15"/>
               </w:rPr>
-              <w:t xml:space="preserve">ModuleNotFoundError: vpsim</w:t>
+              <w:t xml:space="preserve">ModuleNotFoundError: nidan</w:t>
             </w:r>
           </w:p>
         </w:tc>
@@ -9101,7 +9101,7 @@
           <w:sz w:val="18"/>
           <w:szCs w:val="18"/>
         </w:rPr>
-        <w:t xml:space="preserve">python -m vpsim</w:t>
+        <w:t xml:space="preserve">python -m nidan</w:t>
       </w:r>
       <w:r>
         <w:rPr>
